--- a/chapters/03/core/AIHE-C04/supp/AIHE-O/docx/AIHE-O_worked_example.docx
+++ b/chapters/03/core/AIHE-C04/supp/AIHE-O/docx/AIHE-O_worked_example.docx
@@ -5,7 +5,7 @@
     <w:p>
       <w:pPr>
         <w:pStyle w:val="Title"/>
-        <w:jc w:val="center"/>
+        <w:jc w:val="centre"/>
       </w:pPr>
       <w:r>
         <w:rPr>
@@ -27,7 +27,7 @@
     </w:p>
     <w:p>
       <w:pPr>
-        <w:jc w:val="center"/>
+        <w:jc w:val="centre"/>
       </w:pPr>
       <w:r>
         <w:rPr>
@@ -41,7 +41,7 @@
       <w:tblPr>
         <w:tblStyle w:val="TableGrid"/>
         <w:tblW w:type="auto" w:w="0"/>
-        <w:jc w:val="center"/>
+        <w:jc w:val="centre"/>
         <w:tblLook w:firstColumn="1" w:firstRow="1" w:lastColumn="0" w:lastRow="0" w:noHBand="0" w:noVBand="1" w:val="04A0"/>
       </w:tblPr>
       <w:tblGrid>
@@ -110,7 +110,7 @@
               <w:bottom w:w="80" w:type="dxa"/>
               <w:end w:w="80" w:type="dxa"/>
             </w:tcMar>
-            <w:vAlign w:val="center"/>
+            <w:vAlign w:val="centre"/>
           </w:tcPr>
           <w:p>
             <w:pPr>
@@ -184,7 +184,7 @@
               <w:bottom w:w="80" w:type="dxa"/>
               <w:end w:w="80" w:type="dxa"/>
             </w:tcMar>
-            <w:vAlign w:val="center"/>
+            <w:vAlign w:val="centre"/>
           </w:tcPr>
           <w:p>
             <w:pPr>
@@ -252,7 +252,7 @@
     </w:p>
     <w:p>
       <w:r>
-        <w:t>Complete the fields with the multidisciplinary team. Record evidence sources, assumptions, limitations, owners, dates, and decision thresholds. Use synthetic or appropriately governed data only. The worked example is fictional and is provided for teaching.</w:t>
+        <w:t>Complete the fields with the multidisciplinary team. Record evidence sources, assumptions, limitations, owners, dates, and decision thresholds. Use synthetic or appropriately governed data only. The worked example is fictional and is provided as a synthetic demonstration.</w:t>
       </w:r>
     </w:p>
     <w:p>
@@ -295,7 +295,7 @@
       <w:tblPr>
         <w:tblStyle w:val="TableGrid"/>
         <w:tblW w:type="auto" w:w="0"/>
-        <w:jc w:val="center"/>
+        <w:jc w:val="centre"/>
         <w:tblLook w:firstColumn="1" w:firstRow="1" w:lastColumn="0" w:lastRow="0" w:noHBand="0" w:noVBand="1" w:val="04A0"/>
       </w:tblPr>
       <w:tblGrid>
@@ -317,7 +317,7 @@
         <w:tc>
           <w:tcPr>
             <w:tcW w:type="dxa" w:w="1397"/>
-            <w:vAlign w:val="center"/>
+            <w:vAlign w:val="centre"/>
             <w:tcMar>
               <w:top w:w="80" w:type="dxa"/>
               <w:start w:w="80" w:type="dxa"/>
@@ -338,7 +338,7 @@
         <w:tc>
           <w:tcPr>
             <w:tcW w:type="dxa" w:w="1397"/>
-            <w:vAlign w:val="center"/>
+            <w:vAlign w:val="centre"/>
             <w:tcMar>
               <w:top w:w="80" w:type="dxa"/>
               <w:start w:w="80" w:type="dxa"/>
@@ -359,7 +359,7 @@
         <w:tc>
           <w:tcPr>
             <w:tcW w:type="dxa" w:w="1397"/>
-            <w:vAlign w:val="center"/>
+            <w:vAlign w:val="centre"/>
             <w:tcMar>
               <w:top w:w="80" w:type="dxa"/>
               <w:start w:w="80" w:type="dxa"/>
@@ -380,7 +380,7 @@
         <w:tc>
           <w:tcPr>
             <w:tcW w:type="dxa" w:w="1397"/>
-            <w:vAlign w:val="center"/>
+            <w:vAlign w:val="centre"/>
             <w:tcMar>
               <w:top w:w="80" w:type="dxa"/>
               <w:start w:w="80" w:type="dxa"/>
@@ -401,7 +401,7 @@
         <w:tc>
           <w:tcPr>
             <w:tcW w:type="dxa" w:w="1397"/>
-            <w:vAlign w:val="center"/>
+            <w:vAlign w:val="centre"/>
             <w:tcMar>
               <w:top w:w="80" w:type="dxa"/>
               <w:start w:w="80" w:type="dxa"/>
@@ -422,7 +422,7 @@
         <w:tc>
           <w:tcPr>
             <w:tcW w:type="dxa" w:w="1397"/>
-            <w:vAlign w:val="center"/>
+            <w:vAlign w:val="centre"/>
             <w:tcMar>
               <w:top w:w="80" w:type="dxa"/>
               <w:start w:w="80" w:type="dxa"/>
@@ -443,7 +443,7 @@
         <w:tc>
           <w:tcPr>
             <w:tcW w:type="dxa" w:w="1397"/>
-            <w:vAlign w:val="center"/>
+            <w:vAlign w:val="centre"/>
             <w:tcMar>
               <w:top w:w="80" w:type="dxa"/>
               <w:start w:w="80" w:type="dxa"/>
@@ -464,7 +464,7 @@
         <w:tc>
           <w:tcPr>
             <w:tcW w:type="dxa" w:w="1397"/>
-            <w:vAlign w:val="center"/>
+            <w:vAlign w:val="centre"/>
             <w:tcMar>
               <w:top w:w="80" w:type="dxa"/>
               <w:start w:w="80" w:type="dxa"/>
@@ -485,7 +485,7 @@
         <w:tc>
           <w:tcPr>
             <w:tcW w:type="dxa" w:w="1397"/>
-            <w:vAlign w:val="center"/>
+            <w:vAlign w:val="centre"/>
             <w:tcMar>
               <w:top w:w="80" w:type="dxa"/>
               <w:start w:w="80" w:type="dxa"/>
@@ -506,7 +506,7 @@
         <w:tc>
           <w:tcPr>
             <w:tcW w:type="dxa" w:w="1397"/>
-            <w:vAlign w:val="center"/>
+            <w:vAlign w:val="centre"/>
             <w:tcMar>
               <w:top w:w="80" w:type="dxa"/>
               <w:start w:w="80" w:type="dxa"/>
@@ -529,7 +529,7 @@
         <w:tc>
           <w:tcPr>
             <w:tcW w:type="dxa" w:w="1397"/>
-            <w:vAlign w:val="center"/>
+            <w:vAlign w:val="centre"/>
             <w:tcMar>
               <w:top w:w="80" w:type="dxa"/>
               <w:start w:w="80" w:type="dxa"/>
@@ -546,7 +546,7 @@
         <w:tc>
           <w:tcPr>
             <w:tcW w:type="dxa" w:w="1397"/>
-            <w:vAlign w:val="center"/>
+            <w:vAlign w:val="centre"/>
             <w:tcMar>
               <w:top w:w="80" w:type="dxa"/>
               <w:start w:w="80" w:type="dxa"/>
@@ -561,7 +561,7 @@
         <w:tc>
           <w:tcPr>
             <w:tcW w:type="dxa" w:w="1397"/>
-            <w:vAlign w:val="center"/>
+            <w:vAlign w:val="centre"/>
             <w:tcMar>
               <w:top w:w="80" w:type="dxa"/>
               <w:start w:w="80" w:type="dxa"/>
@@ -576,7 +576,7 @@
         <w:tc>
           <w:tcPr>
             <w:tcW w:type="dxa" w:w="1397"/>
-            <w:vAlign w:val="center"/>
+            <w:vAlign w:val="centre"/>
             <w:tcMar>
               <w:top w:w="80" w:type="dxa"/>
               <w:start w:w="80" w:type="dxa"/>
@@ -591,7 +591,7 @@
         <w:tc>
           <w:tcPr>
             <w:tcW w:type="dxa" w:w="1397"/>
-            <w:vAlign w:val="center"/>
+            <w:vAlign w:val="centre"/>
             <w:tcMar>
               <w:top w:w="80" w:type="dxa"/>
               <w:start w:w="80" w:type="dxa"/>
@@ -606,7 +606,7 @@
         <w:tc>
           <w:tcPr>
             <w:tcW w:type="dxa" w:w="1397"/>
-            <w:vAlign w:val="center"/>
+            <w:vAlign w:val="centre"/>
             <w:tcMar>
               <w:top w:w="80" w:type="dxa"/>
               <w:start w:w="80" w:type="dxa"/>
@@ -621,7 +621,7 @@
         <w:tc>
           <w:tcPr>
             <w:tcW w:type="dxa" w:w="1397"/>
-            <w:vAlign w:val="center"/>
+            <w:vAlign w:val="centre"/>
             <w:tcMar>
               <w:top w:w="80" w:type="dxa"/>
               <w:start w:w="80" w:type="dxa"/>
@@ -636,7 +636,7 @@
         <w:tc>
           <w:tcPr>
             <w:tcW w:type="dxa" w:w="1397"/>
-            <w:vAlign w:val="center"/>
+            <w:vAlign w:val="centre"/>
             <w:tcMar>
               <w:top w:w="80" w:type="dxa"/>
               <w:start w:w="80" w:type="dxa"/>
@@ -651,7 +651,7 @@
         <w:tc>
           <w:tcPr>
             <w:tcW w:type="dxa" w:w="1397"/>
-            <w:vAlign w:val="center"/>
+            <w:vAlign w:val="centre"/>
             <w:tcMar>
               <w:top w:w="80" w:type="dxa"/>
               <w:start w:w="80" w:type="dxa"/>
@@ -666,7 +666,7 @@
         <w:tc>
           <w:tcPr>
             <w:tcW w:type="dxa" w:w="1397"/>
-            <w:vAlign w:val="center"/>
+            <w:vAlign w:val="centre"/>
             <w:tcMar>
               <w:top w:w="80" w:type="dxa"/>
               <w:start w:w="80" w:type="dxa"/>
@@ -683,7 +683,7 @@
         <w:tc>
           <w:tcPr>
             <w:tcW w:type="dxa" w:w="1397"/>
-            <w:vAlign w:val="center"/>
+            <w:vAlign w:val="centre"/>
             <w:tcMar>
               <w:top w:w="80" w:type="dxa"/>
               <w:start w:w="80" w:type="dxa"/>
@@ -700,7 +700,7 @@
         <w:tc>
           <w:tcPr>
             <w:tcW w:type="dxa" w:w="1397"/>
-            <w:vAlign w:val="center"/>
+            <w:vAlign w:val="centre"/>
             <w:tcMar>
               <w:top w:w="80" w:type="dxa"/>
               <w:start w:w="80" w:type="dxa"/>
@@ -715,7 +715,7 @@
         <w:tc>
           <w:tcPr>
             <w:tcW w:type="dxa" w:w="1397"/>
-            <w:vAlign w:val="center"/>
+            <w:vAlign w:val="centre"/>
             <w:tcMar>
               <w:top w:w="80" w:type="dxa"/>
               <w:start w:w="80" w:type="dxa"/>
@@ -730,7 +730,7 @@
         <w:tc>
           <w:tcPr>
             <w:tcW w:type="dxa" w:w="1397"/>
-            <w:vAlign w:val="center"/>
+            <w:vAlign w:val="centre"/>
             <w:tcMar>
               <w:top w:w="80" w:type="dxa"/>
               <w:start w:w="80" w:type="dxa"/>
@@ -745,7 +745,7 @@
         <w:tc>
           <w:tcPr>
             <w:tcW w:type="dxa" w:w="1397"/>
-            <w:vAlign w:val="center"/>
+            <w:vAlign w:val="centre"/>
             <w:tcMar>
               <w:top w:w="80" w:type="dxa"/>
               <w:start w:w="80" w:type="dxa"/>
@@ -760,7 +760,7 @@
         <w:tc>
           <w:tcPr>
             <w:tcW w:type="dxa" w:w="1397"/>
-            <w:vAlign w:val="center"/>
+            <w:vAlign w:val="centre"/>
             <w:tcMar>
               <w:top w:w="80" w:type="dxa"/>
               <w:start w:w="80" w:type="dxa"/>
@@ -775,7 +775,7 @@
         <w:tc>
           <w:tcPr>
             <w:tcW w:type="dxa" w:w="1397"/>
-            <w:vAlign w:val="center"/>
+            <w:vAlign w:val="centre"/>
             <w:tcMar>
               <w:top w:w="80" w:type="dxa"/>
               <w:start w:w="80" w:type="dxa"/>
@@ -790,7 +790,7 @@
         <w:tc>
           <w:tcPr>
             <w:tcW w:type="dxa" w:w="1397"/>
-            <w:vAlign w:val="center"/>
+            <w:vAlign w:val="centre"/>
             <w:tcMar>
               <w:top w:w="80" w:type="dxa"/>
               <w:start w:w="80" w:type="dxa"/>
@@ -805,7 +805,7 @@
         <w:tc>
           <w:tcPr>
             <w:tcW w:type="dxa" w:w="1397"/>
-            <w:vAlign w:val="center"/>
+            <w:vAlign w:val="centre"/>
             <w:tcMar>
               <w:top w:w="80" w:type="dxa"/>
               <w:start w:w="80" w:type="dxa"/>
@@ -820,7 +820,7 @@
         <w:tc>
           <w:tcPr>
             <w:tcW w:type="dxa" w:w="1397"/>
-            <w:vAlign w:val="center"/>
+            <w:vAlign w:val="centre"/>
             <w:tcMar>
               <w:top w:w="80" w:type="dxa"/>
               <w:start w:w="80" w:type="dxa"/>
@@ -837,7 +837,7 @@
         <w:tc>
           <w:tcPr>
             <w:tcW w:type="dxa" w:w="1397"/>
-            <w:vAlign w:val="center"/>
+            <w:vAlign w:val="centre"/>
             <w:tcMar>
               <w:top w:w="80" w:type="dxa"/>
               <w:start w:w="80" w:type="dxa"/>
@@ -854,7 +854,7 @@
         <w:tc>
           <w:tcPr>
             <w:tcW w:type="dxa" w:w="1397"/>
-            <w:vAlign w:val="center"/>
+            <w:vAlign w:val="centre"/>
             <w:tcMar>
               <w:top w:w="80" w:type="dxa"/>
               <w:start w:w="80" w:type="dxa"/>
@@ -869,7 +869,7 @@
         <w:tc>
           <w:tcPr>
             <w:tcW w:type="dxa" w:w="1397"/>
-            <w:vAlign w:val="center"/>
+            <w:vAlign w:val="centre"/>
             <w:tcMar>
               <w:top w:w="80" w:type="dxa"/>
               <w:start w:w="80" w:type="dxa"/>
@@ -884,7 +884,7 @@
         <w:tc>
           <w:tcPr>
             <w:tcW w:type="dxa" w:w="1397"/>
-            <w:vAlign w:val="center"/>
+            <w:vAlign w:val="centre"/>
             <w:tcMar>
               <w:top w:w="80" w:type="dxa"/>
               <w:start w:w="80" w:type="dxa"/>
@@ -899,7 +899,7 @@
         <w:tc>
           <w:tcPr>
             <w:tcW w:type="dxa" w:w="1397"/>
-            <w:vAlign w:val="center"/>
+            <w:vAlign w:val="centre"/>
             <w:tcMar>
               <w:top w:w="80" w:type="dxa"/>
               <w:start w:w="80" w:type="dxa"/>
@@ -914,7 +914,7 @@
         <w:tc>
           <w:tcPr>
             <w:tcW w:type="dxa" w:w="1397"/>
-            <w:vAlign w:val="center"/>
+            <w:vAlign w:val="centre"/>
             <w:tcMar>
               <w:top w:w="80" w:type="dxa"/>
               <w:start w:w="80" w:type="dxa"/>
@@ -929,7 +929,7 @@
         <w:tc>
           <w:tcPr>
             <w:tcW w:type="dxa" w:w="1397"/>
-            <w:vAlign w:val="center"/>
+            <w:vAlign w:val="centre"/>
             <w:tcMar>
               <w:top w:w="80" w:type="dxa"/>
               <w:start w:w="80" w:type="dxa"/>
@@ -944,7 +944,7 @@
         <w:tc>
           <w:tcPr>
             <w:tcW w:type="dxa" w:w="1397"/>
-            <w:vAlign w:val="center"/>
+            <w:vAlign w:val="centre"/>
             <w:tcMar>
               <w:top w:w="80" w:type="dxa"/>
               <w:start w:w="80" w:type="dxa"/>
@@ -959,7 +959,7 @@
         <w:tc>
           <w:tcPr>
             <w:tcW w:type="dxa" w:w="1397"/>
-            <w:vAlign w:val="center"/>
+            <w:vAlign w:val="centre"/>
             <w:tcMar>
               <w:top w:w="80" w:type="dxa"/>
               <w:start w:w="80" w:type="dxa"/>
@@ -974,7 +974,7 @@
         <w:tc>
           <w:tcPr>
             <w:tcW w:type="dxa" w:w="1397"/>
-            <w:vAlign w:val="center"/>
+            <w:vAlign w:val="centre"/>
             <w:tcMar>
               <w:top w:w="80" w:type="dxa"/>
               <w:start w:w="80" w:type="dxa"/>
@@ -991,7 +991,7 @@
         <w:tc>
           <w:tcPr>
             <w:tcW w:type="dxa" w:w="1397"/>
-            <w:vAlign w:val="center"/>
+            <w:vAlign w:val="centre"/>
             <w:tcMar>
               <w:top w:w="80" w:type="dxa"/>
               <w:start w:w="80" w:type="dxa"/>
@@ -1008,7 +1008,7 @@
         <w:tc>
           <w:tcPr>
             <w:tcW w:type="dxa" w:w="1397"/>
-            <w:vAlign w:val="center"/>
+            <w:vAlign w:val="centre"/>
             <w:tcMar>
               <w:top w:w="80" w:type="dxa"/>
               <w:start w:w="80" w:type="dxa"/>
@@ -1023,7 +1023,7 @@
         <w:tc>
           <w:tcPr>
             <w:tcW w:type="dxa" w:w="1397"/>
-            <w:vAlign w:val="center"/>
+            <w:vAlign w:val="centre"/>
             <w:tcMar>
               <w:top w:w="80" w:type="dxa"/>
               <w:start w:w="80" w:type="dxa"/>
@@ -1038,7 +1038,7 @@
         <w:tc>
           <w:tcPr>
             <w:tcW w:type="dxa" w:w="1397"/>
-            <w:vAlign w:val="center"/>
+            <w:vAlign w:val="centre"/>
             <w:tcMar>
               <w:top w:w="80" w:type="dxa"/>
               <w:start w:w="80" w:type="dxa"/>
@@ -1053,7 +1053,7 @@
         <w:tc>
           <w:tcPr>
             <w:tcW w:type="dxa" w:w="1397"/>
-            <w:vAlign w:val="center"/>
+            <w:vAlign w:val="centre"/>
             <w:tcMar>
               <w:top w:w="80" w:type="dxa"/>
               <w:start w:w="80" w:type="dxa"/>
@@ -1068,7 +1068,7 @@
         <w:tc>
           <w:tcPr>
             <w:tcW w:type="dxa" w:w="1397"/>
-            <w:vAlign w:val="center"/>
+            <w:vAlign w:val="centre"/>
             <w:tcMar>
               <w:top w:w="80" w:type="dxa"/>
               <w:start w:w="80" w:type="dxa"/>
@@ -1083,7 +1083,7 @@
         <w:tc>
           <w:tcPr>
             <w:tcW w:type="dxa" w:w="1397"/>
-            <w:vAlign w:val="center"/>
+            <w:vAlign w:val="centre"/>
             <w:tcMar>
               <w:top w:w="80" w:type="dxa"/>
               <w:start w:w="80" w:type="dxa"/>
@@ -1098,7 +1098,7 @@
         <w:tc>
           <w:tcPr>
             <w:tcW w:type="dxa" w:w="1397"/>
-            <w:vAlign w:val="center"/>
+            <w:vAlign w:val="centre"/>
             <w:tcMar>
               <w:top w:w="80" w:type="dxa"/>
               <w:start w:w="80" w:type="dxa"/>
@@ -1113,7 +1113,7 @@
         <w:tc>
           <w:tcPr>
             <w:tcW w:type="dxa" w:w="1397"/>
-            <w:vAlign w:val="center"/>
+            <w:vAlign w:val="centre"/>
             <w:tcMar>
               <w:top w:w="80" w:type="dxa"/>
               <w:start w:w="80" w:type="dxa"/>
@@ -1128,7 +1128,7 @@
         <w:tc>
           <w:tcPr>
             <w:tcW w:type="dxa" w:w="1397"/>
-            <w:vAlign w:val="center"/>
+            <w:vAlign w:val="centre"/>
             <w:tcMar>
               <w:top w:w="80" w:type="dxa"/>
               <w:start w:w="80" w:type="dxa"/>
@@ -1145,7 +1145,7 @@
         <w:tc>
           <w:tcPr>
             <w:tcW w:type="dxa" w:w="1397"/>
-            <w:vAlign w:val="center"/>
+            <w:vAlign w:val="centre"/>
             <w:tcMar>
               <w:top w:w="80" w:type="dxa"/>
               <w:start w:w="80" w:type="dxa"/>
@@ -1162,7 +1162,7 @@
         <w:tc>
           <w:tcPr>
             <w:tcW w:type="dxa" w:w="1397"/>
-            <w:vAlign w:val="center"/>
+            <w:vAlign w:val="centre"/>
             <w:tcMar>
               <w:top w:w="80" w:type="dxa"/>
               <w:start w:w="80" w:type="dxa"/>
@@ -1177,7 +1177,7 @@
         <w:tc>
           <w:tcPr>
             <w:tcW w:type="dxa" w:w="1397"/>
-            <w:vAlign w:val="center"/>
+            <w:vAlign w:val="centre"/>
             <w:tcMar>
               <w:top w:w="80" w:type="dxa"/>
               <w:start w:w="80" w:type="dxa"/>
@@ -1192,7 +1192,7 @@
         <w:tc>
           <w:tcPr>
             <w:tcW w:type="dxa" w:w="1397"/>
-            <w:vAlign w:val="center"/>
+            <w:vAlign w:val="centre"/>
             <w:tcMar>
               <w:top w:w="80" w:type="dxa"/>
               <w:start w:w="80" w:type="dxa"/>
@@ -1207,7 +1207,7 @@
         <w:tc>
           <w:tcPr>
             <w:tcW w:type="dxa" w:w="1397"/>
-            <w:vAlign w:val="center"/>
+            <w:vAlign w:val="centre"/>
             <w:tcMar>
               <w:top w:w="80" w:type="dxa"/>
               <w:start w:w="80" w:type="dxa"/>
@@ -1222,7 +1222,7 @@
         <w:tc>
           <w:tcPr>
             <w:tcW w:type="dxa" w:w="1397"/>
-            <w:vAlign w:val="center"/>
+            <w:vAlign w:val="centre"/>
             <w:tcMar>
               <w:top w:w="80" w:type="dxa"/>
               <w:start w:w="80" w:type="dxa"/>
@@ -1237,7 +1237,7 @@
         <w:tc>
           <w:tcPr>
             <w:tcW w:type="dxa" w:w="1397"/>
-            <w:vAlign w:val="center"/>
+            <w:vAlign w:val="centre"/>
             <w:tcMar>
               <w:top w:w="80" w:type="dxa"/>
               <w:start w:w="80" w:type="dxa"/>
@@ -1252,7 +1252,7 @@
         <w:tc>
           <w:tcPr>
             <w:tcW w:type="dxa" w:w="1397"/>
-            <w:vAlign w:val="center"/>
+            <w:vAlign w:val="centre"/>
             <w:tcMar>
               <w:top w:w="80" w:type="dxa"/>
               <w:start w:w="80" w:type="dxa"/>
@@ -1267,7 +1267,7 @@
         <w:tc>
           <w:tcPr>
             <w:tcW w:type="dxa" w:w="1397"/>
-            <w:vAlign w:val="center"/>
+            <w:vAlign w:val="centre"/>
             <w:tcMar>
               <w:top w:w="80" w:type="dxa"/>
               <w:start w:w="80" w:type="dxa"/>
@@ -1282,7 +1282,7 @@
         <w:tc>
           <w:tcPr>
             <w:tcW w:type="dxa" w:w="1397"/>
-            <w:vAlign w:val="center"/>
+            <w:vAlign w:val="centre"/>
             <w:tcMar>
               <w:top w:w="80" w:type="dxa"/>
               <w:start w:w="80" w:type="dxa"/>
@@ -1299,7 +1299,7 @@
         <w:tc>
           <w:tcPr>
             <w:tcW w:type="dxa" w:w="1397"/>
-            <w:vAlign w:val="center"/>
+            <w:vAlign w:val="centre"/>
             <w:tcMar>
               <w:top w:w="80" w:type="dxa"/>
               <w:start w:w="80" w:type="dxa"/>
@@ -1316,7 +1316,7 @@
         <w:tc>
           <w:tcPr>
             <w:tcW w:type="dxa" w:w="1397"/>
-            <w:vAlign w:val="center"/>
+            <w:vAlign w:val="centre"/>
             <w:tcMar>
               <w:top w:w="80" w:type="dxa"/>
               <w:start w:w="80" w:type="dxa"/>
@@ -1331,7 +1331,7 @@
         <w:tc>
           <w:tcPr>
             <w:tcW w:type="dxa" w:w="1397"/>
-            <w:vAlign w:val="center"/>
+            <w:vAlign w:val="centre"/>
             <w:tcMar>
               <w:top w:w="80" w:type="dxa"/>
               <w:start w:w="80" w:type="dxa"/>
@@ -1346,7 +1346,7 @@
         <w:tc>
           <w:tcPr>
             <w:tcW w:type="dxa" w:w="1397"/>
-            <w:vAlign w:val="center"/>
+            <w:vAlign w:val="centre"/>
             <w:tcMar>
               <w:top w:w="80" w:type="dxa"/>
               <w:start w:w="80" w:type="dxa"/>
@@ -1361,7 +1361,7 @@
         <w:tc>
           <w:tcPr>
             <w:tcW w:type="dxa" w:w="1397"/>
-            <w:vAlign w:val="center"/>
+            <w:vAlign w:val="centre"/>
             <w:tcMar>
               <w:top w:w="80" w:type="dxa"/>
               <w:start w:w="80" w:type="dxa"/>
@@ -1376,7 +1376,7 @@
         <w:tc>
           <w:tcPr>
             <w:tcW w:type="dxa" w:w="1397"/>
-            <w:vAlign w:val="center"/>
+            <w:vAlign w:val="centre"/>
             <w:tcMar>
               <w:top w:w="80" w:type="dxa"/>
               <w:start w:w="80" w:type="dxa"/>
@@ -1391,7 +1391,7 @@
         <w:tc>
           <w:tcPr>
             <w:tcW w:type="dxa" w:w="1397"/>
-            <w:vAlign w:val="center"/>
+            <w:vAlign w:val="centre"/>
             <w:tcMar>
               <w:top w:w="80" w:type="dxa"/>
               <w:start w:w="80" w:type="dxa"/>
@@ -1406,7 +1406,7 @@
         <w:tc>
           <w:tcPr>
             <w:tcW w:type="dxa" w:w="1397"/>
-            <w:vAlign w:val="center"/>
+            <w:vAlign w:val="centre"/>
             <w:tcMar>
               <w:top w:w="80" w:type="dxa"/>
               <w:start w:w="80" w:type="dxa"/>
@@ -1421,7 +1421,7 @@
         <w:tc>
           <w:tcPr>
             <w:tcW w:type="dxa" w:w="1397"/>
-            <w:vAlign w:val="center"/>
+            <w:vAlign w:val="centre"/>
             <w:tcMar>
               <w:top w:w="80" w:type="dxa"/>
               <w:start w:w="80" w:type="dxa"/>
@@ -1436,7 +1436,7 @@
         <w:tc>
           <w:tcPr>
             <w:tcW w:type="dxa" w:w="1397"/>
-            <w:vAlign w:val="center"/>
+            <w:vAlign w:val="centre"/>
             <w:tcMar>
               <w:top w:w="80" w:type="dxa"/>
               <w:start w:w="80" w:type="dxa"/>
@@ -1453,7 +1453,7 @@
         <w:tc>
           <w:tcPr>
             <w:tcW w:type="dxa" w:w="1397"/>
-            <w:vAlign w:val="center"/>
+            <w:vAlign w:val="centre"/>
             <w:tcMar>
               <w:top w:w="80" w:type="dxa"/>
               <w:start w:w="80" w:type="dxa"/>
@@ -1470,7 +1470,7 @@
         <w:tc>
           <w:tcPr>
             <w:tcW w:type="dxa" w:w="1397"/>
-            <w:vAlign w:val="center"/>
+            <w:vAlign w:val="centre"/>
             <w:tcMar>
               <w:top w:w="80" w:type="dxa"/>
               <w:start w:w="80" w:type="dxa"/>
@@ -1485,7 +1485,7 @@
         <w:tc>
           <w:tcPr>
             <w:tcW w:type="dxa" w:w="1397"/>
-            <w:vAlign w:val="center"/>
+            <w:vAlign w:val="centre"/>
             <w:tcMar>
               <w:top w:w="80" w:type="dxa"/>
               <w:start w:w="80" w:type="dxa"/>
@@ -1500,7 +1500,7 @@
         <w:tc>
           <w:tcPr>
             <w:tcW w:type="dxa" w:w="1397"/>
-            <w:vAlign w:val="center"/>
+            <w:vAlign w:val="centre"/>
             <w:tcMar>
               <w:top w:w="80" w:type="dxa"/>
               <w:start w:w="80" w:type="dxa"/>
@@ -1515,7 +1515,7 @@
         <w:tc>
           <w:tcPr>
             <w:tcW w:type="dxa" w:w="1397"/>
-            <w:vAlign w:val="center"/>
+            <w:vAlign w:val="centre"/>
             <w:tcMar>
               <w:top w:w="80" w:type="dxa"/>
               <w:start w:w="80" w:type="dxa"/>
@@ -1530,7 +1530,7 @@
         <w:tc>
           <w:tcPr>
             <w:tcW w:type="dxa" w:w="1397"/>
-            <w:vAlign w:val="center"/>
+            <w:vAlign w:val="centre"/>
             <w:tcMar>
               <w:top w:w="80" w:type="dxa"/>
               <w:start w:w="80" w:type="dxa"/>
@@ -1545,7 +1545,7 @@
         <w:tc>
           <w:tcPr>
             <w:tcW w:type="dxa" w:w="1397"/>
-            <w:vAlign w:val="center"/>
+            <w:vAlign w:val="centre"/>
             <w:tcMar>
               <w:top w:w="80" w:type="dxa"/>
               <w:start w:w="80" w:type="dxa"/>
@@ -1560,7 +1560,7 @@
         <w:tc>
           <w:tcPr>
             <w:tcW w:type="dxa" w:w="1397"/>
-            <w:vAlign w:val="center"/>
+            <w:vAlign w:val="centre"/>
             <w:tcMar>
               <w:top w:w="80" w:type="dxa"/>
               <w:start w:w="80" w:type="dxa"/>
@@ -1575,7 +1575,7 @@
         <w:tc>
           <w:tcPr>
             <w:tcW w:type="dxa" w:w="1397"/>
-            <w:vAlign w:val="center"/>
+            <w:vAlign w:val="centre"/>
             <w:tcMar>
               <w:top w:w="80" w:type="dxa"/>
               <w:start w:w="80" w:type="dxa"/>
@@ -1590,7 +1590,7 @@
         <w:tc>
           <w:tcPr>
             <w:tcW w:type="dxa" w:w="1397"/>
-            <w:vAlign w:val="center"/>
+            <w:vAlign w:val="centre"/>
             <w:tcMar>
               <w:top w:w="80" w:type="dxa"/>
               <w:start w:w="80" w:type="dxa"/>
@@ -1607,7 +1607,7 @@
         <w:tc>
           <w:tcPr>
             <w:tcW w:type="dxa" w:w="1397"/>
-            <w:vAlign w:val="center"/>
+            <w:vAlign w:val="centre"/>
             <w:tcMar>
               <w:top w:w="80" w:type="dxa"/>
               <w:start w:w="80" w:type="dxa"/>
@@ -1624,7 +1624,7 @@
         <w:tc>
           <w:tcPr>
             <w:tcW w:type="dxa" w:w="1397"/>
-            <w:vAlign w:val="center"/>
+            <w:vAlign w:val="centre"/>
             <w:tcMar>
               <w:top w:w="80" w:type="dxa"/>
               <w:start w:w="80" w:type="dxa"/>
@@ -1639,7 +1639,7 @@
         <w:tc>
           <w:tcPr>
             <w:tcW w:type="dxa" w:w="1397"/>
-            <w:vAlign w:val="center"/>
+            <w:vAlign w:val="centre"/>
             <w:tcMar>
               <w:top w:w="80" w:type="dxa"/>
               <w:start w:w="80" w:type="dxa"/>
@@ -1654,7 +1654,7 @@
         <w:tc>
           <w:tcPr>
             <w:tcW w:type="dxa" w:w="1397"/>
-            <w:vAlign w:val="center"/>
+            <w:vAlign w:val="centre"/>
             <w:tcMar>
               <w:top w:w="80" w:type="dxa"/>
               <w:start w:w="80" w:type="dxa"/>
@@ -1669,7 +1669,7 @@
         <w:tc>
           <w:tcPr>
             <w:tcW w:type="dxa" w:w="1397"/>
-            <w:vAlign w:val="center"/>
+            <w:vAlign w:val="centre"/>
             <w:tcMar>
               <w:top w:w="80" w:type="dxa"/>
               <w:start w:w="80" w:type="dxa"/>
@@ -1684,7 +1684,7 @@
         <w:tc>
           <w:tcPr>
             <w:tcW w:type="dxa" w:w="1397"/>
-            <w:vAlign w:val="center"/>
+            <w:vAlign w:val="centre"/>
             <w:tcMar>
               <w:top w:w="80" w:type="dxa"/>
               <w:start w:w="80" w:type="dxa"/>
@@ -1699,7 +1699,7 @@
         <w:tc>
           <w:tcPr>
             <w:tcW w:type="dxa" w:w="1397"/>
-            <w:vAlign w:val="center"/>
+            <w:vAlign w:val="centre"/>
             <w:tcMar>
               <w:top w:w="80" w:type="dxa"/>
               <w:start w:w="80" w:type="dxa"/>
@@ -1714,7 +1714,7 @@
         <w:tc>
           <w:tcPr>
             <w:tcW w:type="dxa" w:w="1397"/>
-            <w:vAlign w:val="center"/>
+            <w:vAlign w:val="centre"/>
             <w:tcMar>
               <w:top w:w="80" w:type="dxa"/>
               <w:start w:w="80" w:type="dxa"/>
@@ -1729,7 +1729,7 @@
         <w:tc>
           <w:tcPr>
             <w:tcW w:type="dxa" w:w="1397"/>
-            <w:vAlign w:val="center"/>
+            <w:vAlign w:val="centre"/>
             <w:tcMar>
               <w:top w:w="80" w:type="dxa"/>
               <w:start w:w="80" w:type="dxa"/>
@@ -1744,7 +1744,7 @@
         <w:tc>
           <w:tcPr>
             <w:tcW w:type="dxa" w:w="1397"/>
-            <w:vAlign w:val="center"/>
+            <w:vAlign w:val="centre"/>
             <w:tcMar>
               <w:top w:w="80" w:type="dxa"/>
               <w:start w:w="80" w:type="dxa"/>
@@ -1761,7 +1761,7 @@
         <w:tc>
           <w:tcPr>
             <w:tcW w:type="dxa" w:w="1397"/>
-            <w:vAlign w:val="center"/>
+            <w:vAlign w:val="centre"/>
             <w:tcMar>
               <w:top w:w="80" w:type="dxa"/>
               <w:start w:w="80" w:type="dxa"/>
@@ -1778,7 +1778,7 @@
         <w:tc>
           <w:tcPr>
             <w:tcW w:type="dxa" w:w="1397"/>
-            <w:vAlign w:val="center"/>
+            <w:vAlign w:val="centre"/>
             <w:tcMar>
               <w:top w:w="80" w:type="dxa"/>
               <w:start w:w="80" w:type="dxa"/>
@@ -1793,7 +1793,7 @@
         <w:tc>
           <w:tcPr>
             <w:tcW w:type="dxa" w:w="1397"/>
-            <w:vAlign w:val="center"/>
+            <w:vAlign w:val="centre"/>
             <w:tcMar>
               <w:top w:w="80" w:type="dxa"/>
               <w:start w:w="80" w:type="dxa"/>
@@ -1808,7 +1808,7 @@
         <w:tc>
           <w:tcPr>
             <w:tcW w:type="dxa" w:w="1397"/>
-            <w:vAlign w:val="center"/>
+            <w:vAlign w:val="centre"/>
             <w:tcMar>
               <w:top w:w="80" w:type="dxa"/>
               <w:start w:w="80" w:type="dxa"/>
@@ -1823,7 +1823,7 @@
         <w:tc>
           <w:tcPr>
             <w:tcW w:type="dxa" w:w="1397"/>
-            <w:vAlign w:val="center"/>
+            <w:vAlign w:val="centre"/>
             <w:tcMar>
               <w:top w:w="80" w:type="dxa"/>
               <w:start w:w="80" w:type="dxa"/>
@@ -1838,7 +1838,7 @@
         <w:tc>
           <w:tcPr>
             <w:tcW w:type="dxa" w:w="1397"/>
-            <w:vAlign w:val="center"/>
+            <w:vAlign w:val="centre"/>
             <w:tcMar>
               <w:top w:w="80" w:type="dxa"/>
               <w:start w:w="80" w:type="dxa"/>
@@ -1853,7 +1853,7 @@
         <w:tc>
           <w:tcPr>
             <w:tcW w:type="dxa" w:w="1397"/>
-            <w:vAlign w:val="center"/>
+            <w:vAlign w:val="centre"/>
             <w:tcMar>
               <w:top w:w="80" w:type="dxa"/>
               <w:start w:w="80" w:type="dxa"/>
@@ -1868,7 +1868,7 @@
         <w:tc>
           <w:tcPr>
             <w:tcW w:type="dxa" w:w="1397"/>
-            <w:vAlign w:val="center"/>
+            <w:vAlign w:val="centre"/>
             <w:tcMar>
               <w:top w:w="80" w:type="dxa"/>
               <w:start w:w="80" w:type="dxa"/>
@@ -1883,7 +1883,7 @@
         <w:tc>
           <w:tcPr>
             <w:tcW w:type="dxa" w:w="1397"/>
-            <w:vAlign w:val="center"/>
+            <w:vAlign w:val="centre"/>
             <w:tcMar>
               <w:top w:w="80" w:type="dxa"/>
               <w:start w:w="80" w:type="dxa"/>
@@ -1898,7 +1898,7 @@
         <w:tc>
           <w:tcPr>
             <w:tcW w:type="dxa" w:w="1397"/>
-            <w:vAlign w:val="center"/>
+            <w:vAlign w:val="centre"/>
             <w:tcMar>
               <w:top w:w="80" w:type="dxa"/>
               <w:start w:w="80" w:type="dxa"/>
@@ -1915,7 +1915,7 @@
         <w:tc>
           <w:tcPr>
             <w:tcW w:type="dxa" w:w="1397"/>
-            <w:vAlign w:val="center"/>
+            <w:vAlign w:val="centre"/>
             <w:tcMar>
               <w:top w:w="80" w:type="dxa"/>
               <w:start w:w="80" w:type="dxa"/>
@@ -1932,7 +1932,7 @@
         <w:tc>
           <w:tcPr>
             <w:tcW w:type="dxa" w:w="1397"/>
-            <w:vAlign w:val="center"/>
+            <w:vAlign w:val="centre"/>
             <w:tcMar>
               <w:top w:w="80" w:type="dxa"/>
               <w:start w:w="80" w:type="dxa"/>
@@ -1947,7 +1947,7 @@
         <w:tc>
           <w:tcPr>
             <w:tcW w:type="dxa" w:w="1397"/>
-            <w:vAlign w:val="center"/>
+            <w:vAlign w:val="centre"/>
             <w:tcMar>
               <w:top w:w="80" w:type="dxa"/>
               <w:start w:w="80" w:type="dxa"/>
@@ -1962,7 +1962,7 @@
         <w:tc>
           <w:tcPr>
             <w:tcW w:type="dxa" w:w="1397"/>
-            <w:vAlign w:val="center"/>
+            <w:vAlign w:val="centre"/>
             <w:tcMar>
               <w:top w:w="80" w:type="dxa"/>
               <w:start w:w="80" w:type="dxa"/>
@@ -1977,7 +1977,7 @@
         <w:tc>
           <w:tcPr>
             <w:tcW w:type="dxa" w:w="1397"/>
-            <w:vAlign w:val="center"/>
+            <w:vAlign w:val="centre"/>
             <w:tcMar>
               <w:top w:w="80" w:type="dxa"/>
               <w:start w:w="80" w:type="dxa"/>
@@ -1992,7 +1992,7 @@
         <w:tc>
           <w:tcPr>
             <w:tcW w:type="dxa" w:w="1397"/>
-            <w:vAlign w:val="center"/>
+            <w:vAlign w:val="centre"/>
             <w:tcMar>
               <w:top w:w="80" w:type="dxa"/>
               <w:start w:w="80" w:type="dxa"/>
@@ -2007,7 +2007,7 @@
         <w:tc>
           <w:tcPr>
             <w:tcW w:type="dxa" w:w="1397"/>
-            <w:vAlign w:val="center"/>
+            <w:vAlign w:val="centre"/>
             <w:tcMar>
               <w:top w:w="80" w:type="dxa"/>
               <w:start w:w="80" w:type="dxa"/>
@@ -2022,7 +2022,7 @@
         <w:tc>
           <w:tcPr>
             <w:tcW w:type="dxa" w:w="1397"/>
-            <w:vAlign w:val="center"/>
+            <w:vAlign w:val="centre"/>
             <w:tcMar>
               <w:top w:w="80" w:type="dxa"/>
               <w:start w:w="80" w:type="dxa"/>
@@ -2037,7 +2037,7 @@
         <w:tc>
           <w:tcPr>
             <w:tcW w:type="dxa" w:w="1397"/>
-            <w:vAlign w:val="center"/>
+            <w:vAlign w:val="centre"/>
             <w:tcMar>
               <w:top w:w="80" w:type="dxa"/>
               <w:start w:w="80" w:type="dxa"/>
@@ -2052,7 +2052,7 @@
         <w:tc>
           <w:tcPr>
             <w:tcW w:type="dxa" w:w="1397"/>
-            <w:vAlign w:val="center"/>
+            <w:vAlign w:val="centre"/>
             <w:tcMar>
               <w:top w:w="80" w:type="dxa"/>
               <w:start w:w="80" w:type="dxa"/>
@@ -2069,7 +2069,7 @@
         <w:tc>
           <w:tcPr>
             <w:tcW w:type="dxa" w:w="1397"/>
-            <w:vAlign w:val="center"/>
+            <w:vAlign w:val="centre"/>
             <w:tcMar>
               <w:top w:w="80" w:type="dxa"/>
               <w:start w:w="80" w:type="dxa"/>
@@ -2086,7 +2086,7 @@
         <w:tc>
           <w:tcPr>
             <w:tcW w:type="dxa" w:w="1397"/>
-            <w:vAlign w:val="center"/>
+            <w:vAlign w:val="centre"/>
             <w:tcMar>
               <w:top w:w="80" w:type="dxa"/>
               <w:start w:w="80" w:type="dxa"/>
@@ -2101,7 +2101,7 @@
         <w:tc>
           <w:tcPr>
             <w:tcW w:type="dxa" w:w="1397"/>
-            <w:vAlign w:val="center"/>
+            <w:vAlign w:val="centre"/>
             <w:tcMar>
               <w:top w:w="80" w:type="dxa"/>
               <w:start w:w="80" w:type="dxa"/>
@@ -2116,7 +2116,7 @@
         <w:tc>
           <w:tcPr>
             <w:tcW w:type="dxa" w:w="1397"/>
-            <w:vAlign w:val="center"/>
+            <w:vAlign w:val="centre"/>
             <w:tcMar>
               <w:top w:w="80" w:type="dxa"/>
               <w:start w:w="80" w:type="dxa"/>
@@ -2131,7 +2131,7 @@
         <w:tc>
           <w:tcPr>
             <w:tcW w:type="dxa" w:w="1397"/>
-            <w:vAlign w:val="center"/>
+            <w:vAlign w:val="centre"/>
             <w:tcMar>
               <w:top w:w="80" w:type="dxa"/>
               <w:start w:w="80" w:type="dxa"/>
@@ -2146,7 +2146,7 @@
         <w:tc>
           <w:tcPr>
             <w:tcW w:type="dxa" w:w="1397"/>
-            <w:vAlign w:val="center"/>
+            <w:vAlign w:val="centre"/>
             <w:tcMar>
               <w:top w:w="80" w:type="dxa"/>
               <w:start w:w="80" w:type="dxa"/>
@@ -2161,7 +2161,7 @@
         <w:tc>
           <w:tcPr>
             <w:tcW w:type="dxa" w:w="1397"/>
-            <w:vAlign w:val="center"/>
+            <w:vAlign w:val="centre"/>
             <w:tcMar>
               <w:top w:w="80" w:type="dxa"/>
               <w:start w:w="80" w:type="dxa"/>
@@ -2176,7 +2176,7 @@
         <w:tc>
           <w:tcPr>
             <w:tcW w:type="dxa" w:w="1397"/>
-            <w:vAlign w:val="center"/>
+            <w:vAlign w:val="centre"/>
             <w:tcMar>
               <w:top w:w="80" w:type="dxa"/>
               <w:start w:w="80" w:type="dxa"/>
@@ -2191,7 +2191,7 @@
         <w:tc>
           <w:tcPr>
             <w:tcW w:type="dxa" w:w="1397"/>
-            <w:vAlign w:val="center"/>
+            <w:vAlign w:val="centre"/>
             <w:tcMar>
               <w:top w:w="80" w:type="dxa"/>
               <w:start w:w="80" w:type="dxa"/>
@@ -2206,7 +2206,7 @@
         <w:tc>
           <w:tcPr>
             <w:tcW w:type="dxa" w:w="1397"/>
-            <w:vAlign w:val="center"/>
+            <w:vAlign w:val="centre"/>
             <w:tcMar>
               <w:top w:w="80" w:type="dxa"/>
               <w:start w:w="80" w:type="dxa"/>
@@ -2223,7 +2223,7 @@
         <w:tc>
           <w:tcPr>
             <w:tcW w:type="dxa" w:w="1397"/>
-            <w:vAlign w:val="center"/>
+            <w:vAlign w:val="centre"/>
             <w:tcMar>
               <w:top w:w="80" w:type="dxa"/>
               <w:start w:w="80" w:type="dxa"/>
@@ -2240,7 +2240,7 @@
         <w:tc>
           <w:tcPr>
             <w:tcW w:type="dxa" w:w="1397"/>
-            <w:vAlign w:val="center"/>
+            <w:vAlign w:val="centre"/>
             <w:tcMar>
               <w:top w:w="80" w:type="dxa"/>
               <w:start w:w="80" w:type="dxa"/>
@@ -2255,7 +2255,7 @@
         <w:tc>
           <w:tcPr>
             <w:tcW w:type="dxa" w:w="1397"/>
-            <w:vAlign w:val="center"/>
+            <w:vAlign w:val="centre"/>
             <w:tcMar>
               <w:top w:w="80" w:type="dxa"/>
               <w:start w:w="80" w:type="dxa"/>
@@ -2270,7 +2270,7 @@
         <w:tc>
           <w:tcPr>
             <w:tcW w:type="dxa" w:w="1397"/>
-            <w:vAlign w:val="center"/>
+            <w:vAlign w:val="centre"/>
             <w:tcMar>
               <w:top w:w="80" w:type="dxa"/>
               <w:start w:w="80" w:type="dxa"/>
@@ -2285,7 +2285,7 @@
         <w:tc>
           <w:tcPr>
             <w:tcW w:type="dxa" w:w="1397"/>
-            <w:vAlign w:val="center"/>
+            <w:vAlign w:val="centre"/>
             <w:tcMar>
               <w:top w:w="80" w:type="dxa"/>
               <w:start w:w="80" w:type="dxa"/>
@@ -2300,7 +2300,7 @@
         <w:tc>
           <w:tcPr>
             <w:tcW w:type="dxa" w:w="1397"/>
-            <w:vAlign w:val="center"/>
+            <w:vAlign w:val="centre"/>
             <w:tcMar>
               <w:top w:w="80" w:type="dxa"/>
               <w:start w:w="80" w:type="dxa"/>
@@ -2315,7 +2315,7 @@
         <w:tc>
           <w:tcPr>
             <w:tcW w:type="dxa" w:w="1397"/>
-            <w:vAlign w:val="center"/>
+            <w:vAlign w:val="centre"/>
             <w:tcMar>
               <w:top w:w="80" w:type="dxa"/>
               <w:start w:w="80" w:type="dxa"/>
@@ -2330,7 +2330,7 @@
         <w:tc>
           <w:tcPr>
             <w:tcW w:type="dxa" w:w="1397"/>
-            <w:vAlign w:val="center"/>
+            <w:vAlign w:val="centre"/>
             <w:tcMar>
               <w:top w:w="80" w:type="dxa"/>
               <w:start w:w="80" w:type="dxa"/>
@@ -2345,7 +2345,7 @@
         <w:tc>
           <w:tcPr>
             <w:tcW w:type="dxa" w:w="1397"/>
-            <w:vAlign w:val="center"/>
+            <w:vAlign w:val="centre"/>
             <w:tcMar>
               <w:top w:w="80" w:type="dxa"/>
               <w:start w:w="80" w:type="dxa"/>
@@ -2360,7 +2360,7 @@
         <w:tc>
           <w:tcPr>
             <w:tcW w:type="dxa" w:w="1397"/>
-            <w:vAlign w:val="center"/>
+            <w:vAlign w:val="centre"/>
             <w:tcMar>
               <w:top w:w="80" w:type="dxa"/>
               <w:start w:w="80" w:type="dxa"/>
@@ -2389,7 +2389,7 @@
       <w:tblPr>
         <w:tblStyle w:val="TableGrid"/>
         <w:tblW w:type="auto" w:w="0"/>
-        <w:jc w:val="center"/>
+        <w:jc w:val="centre"/>
         <w:tblLook w:firstColumn="1" w:firstRow="1" w:lastColumn="0" w:lastRow="0" w:noHBand="0" w:noVBand="1" w:val="04A0"/>
       </w:tblPr>
       <w:tblGrid>
@@ -2407,7 +2407,7 @@
         <w:tc>
           <w:tcPr>
             <w:tcW w:type="dxa" w:w="1728"/>
-            <w:vAlign w:val="center"/>
+            <w:vAlign w:val="centre"/>
             <w:tcMar>
               <w:top w:w="80" w:type="dxa"/>
               <w:start w:w="80" w:type="dxa"/>
@@ -2428,7 +2428,7 @@
         <w:tc>
           <w:tcPr>
             <w:tcW w:type="dxa" w:w="1728"/>
-            <w:vAlign w:val="center"/>
+            <w:vAlign w:val="centre"/>
             <w:tcMar>
               <w:top w:w="80" w:type="dxa"/>
               <w:start w:w="80" w:type="dxa"/>
@@ -2449,7 +2449,7 @@
         <w:tc>
           <w:tcPr>
             <w:tcW w:type="dxa" w:w="1728"/>
-            <w:vAlign w:val="center"/>
+            <w:vAlign w:val="centre"/>
             <w:tcMar>
               <w:top w:w="80" w:type="dxa"/>
               <w:start w:w="80" w:type="dxa"/>
@@ -2470,7 +2470,7 @@
         <w:tc>
           <w:tcPr>
             <w:tcW w:type="dxa" w:w="1728"/>
-            <w:vAlign w:val="center"/>
+            <w:vAlign w:val="centre"/>
             <w:tcMar>
               <w:top w:w="80" w:type="dxa"/>
               <w:start w:w="80" w:type="dxa"/>
@@ -2491,7 +2491,7 @@
         <w:tc>
           <w:tcPr>
             <w:tcW w:type="dxa" w:w="1728"/>
-            <w:vAlign w:val="center"/>
+            <w:vAlign w:val="centre"/>
             <w:tcMar>
               <w:top w:w="80" w:type="dxa"/>
               <w:start w:w="80" w:type="dxa"/>
@@ -2512,7 +2512,7 @@
         <w:tc>
           <w:tcPr>
             <w:tcW w:type="dxa" w:w="1728"/>
-            <w:vAlign w:val="center"/>
+            <w:vAlign w:val="centre"/>
             <w:tcMar>
               <w:top w:w="80" w:type="dxa"/>
               <w:start w:w="80" w:type="dxa"/>
@@ -2535,7 +2535,7 @@
         <w:tc>
           <w:tcPr>
             <w:tcW w:type="dxa" w:w="1728"/>
-            <w:vAlign w:val="center"/>
+            <w:vAlign w:val="centre"/>
             <w:tcMar>
               <w:top w:w="80" w:type="dxa"/>
               <w:start w:w="80" w:type="dxa"/>
@@ -2552,7 +2552,7 @@
         <w:tc>
           <w:tcPr>
             <w:tcW w:type="dxa" w:w="1728"/>
-            <w:vAlign w:val="center"/>
+            <w:vAlign w:val="centre"/>
             <w:tcMar>
               <w:top w:w="80" w:type="dxa"/>
               <w:start w:w="80" w:type="dxa"/>
@@ -2569,7 +2569,7 @@
         <w:tc>
           <w:tcPr>
             <w:tcW w:type="dxa" w:w="1728"/>
-            <w:vAlign w:val="center"/>
+            <w:vAlign w:val="centre"/>
             <w:tcMar>
               <w:top w:w="80" w:type="dxa"/>
               <w:start w:w="80" w:type="dxa"/>
@@ -2584,7 +2584,7 @@
         <w:tc>
           <w:tcPr>
             <w:tcW w:type="dxa" w:w="1728"/>
-            <w:vAlign w:val="center"/>
+            <w:vAlign w:val="centre"/>
             <w:tcMar>
               <w:top w:w="80" w:type="dxa"/>
               <w:start w:w="80" w:type="dxa"/>
@@ -2601,7 +2601,7 @@
         <w:tc>
           <w:tcPr>
             <w:tcW w:type="dxa" w:w="1728"/>
-            <w:vAlign w:val="center"/>
+            <w:vAlign w:val="centre"/>
             <w:tcMar>
               <w:top w:w="80" w:type="dxa"/>
               <w:start w:w="80" w:type="dxa"/>
@@ -2616,7 +2616,7 @@
         <w:tc>
           <w:tcPr>
             <w:tcW w:type="dxa" w:w="1728"/>
-            <w:vAlign w:val="center"/>
+            <w:vAlign w:val="centre"/>
             <w:tcMar>
               <w:top w:w="80" w:type="dxa"/>
               <w:start w:w="80" w:type="dxa"/>
@@ -2633,7 +2633,7 @@
         <w:tc>
           <w:tcPr>
             <w:tcW w:type="dxa" w:w="1728"/>
-            <w:vAlign w:val="center"/>
+            <w:vAlign w:val="centre"/>
             <w:tcMar>
               <w:top w:w="80" w:type="dxa"/>
               <w:start w:w="80" w:type="dxa"/>
@@ -2650,7 +2650,7 @@
         <w:tc>
           <w:tcPr>
             <w:tcW w:type="dxa" w:w="1728"/>
-            <w:vAlign w:val="center"/>
+            <w:vAlign w:val="centre"/>
             <w:tcMar>
               <w:top w:w="80" w:type="dxa"/>
               <w:start w:w="80" w:type="dxa"/>
@@ -2667,7 +2667,7 @@
         <w:tc>
           <w:tcPr>
             <w:tcW w:type="dxa" w:w="1728"/>
-            <w:vAlign w:val="center"/>
+            <w:vAlign w:val="centre"/>
             <w:tcMar>
               <w:top w:w="80" w:type="dxa"/>
               <w:start w:w="80" w:type="dxa"/>
@@ -2682,7 +2682,7 @@
         <w:tc>
           <w:tcPr>
             <w:tcW w:type="dxa" w:w="1728"/>
-            <w:vAlign w:val="center"/>
+            <w:vAlign w:val="centre"/>
             <w:tcMar>
               <w:top w:w="80" w:type="dxa"/>
               <w:start w:w="80" w:type="dxa"/>
@@ -2699,7 +2699,7 @@
         <w:tc>
           <w:tcPr>
             <w:tcW w:type="dxa" w:w="1728"/>
-            <w:vAlign w:val="center"/>
+            <w:vAlign w:val="centre"/>
             <w:tcMar>
               <w:top w:w="80" w:type="dxa"/>
               <w:start w:w="80" w:type="dxa"/>
@@ -2714,7 +2714,7 @@
         <w:tc>
           <w:tcPr>
             <w:tcW w:type="dxa" w:w="1728"/>
-            <w:vAlign w:val="center"/>
+            <w:vAlign w:val="centre"/>
             <w:tcMar>
               <w:top w:w="80" w:type="dxa"/>
               <w:start w:w="80" w:type="dxa"/>
@@ -2731,7 +2731,7 @@
         <w:tc>
           <w:tcPr>
             <w:tcW w:type="dxa" w:w="1728"/>
-            <w:vAlign w:val="center"/>
+            <w:vAlign w:val="centre"/>
             <w:tcMar>
               <w:top w:w="80" w:type="dxa"/>
               <w:start w:w="80" w:type="dxa"/>
@@ -2748,7 +2748,7 @@
         <w:tc>
           <w:tcPr>
             <w:tcW w:type="dxa" w:w="1728"/>
-            <w:vAlign w:val="center"/>
+            <w:vAlign w:val="centre"/>
             <w:tcMar>
               <w:top w:w="80" w:type="dxa"/>
               <w:start w:w="80" w:type="dxa"/>
@@ -2765,7 +2765,7 @@
         <w:tc>
           <w:tcPr>
             <w:tcW w:type="dxa" w:w="1728"/>
-            <w:vAlign w:val="center"/>
+            <w:vAlign w:val="centre"/>
             <w:tcMar>
               <w:top w:w="80" w:type="dxa"/>
               <w:start w:w="80" w:type="dxa"/>
@@ -2780,7 +2780,7 @@
         <w:tc>
           <w:tcPr>
             <w:tcW w:type="dxa" w:w="1728"/>
-            <w:vAlign w:val="center"/>
+            <w:vAlign w:val="centre"/>
             <w:tcMar>
               <w:top w:w="80" w:type="dxa"/>
               <w:start w:w="80" w:type="dxa"/>
@@ -2797,7 +2797,7 @@
         <w:tc>
           <w:tcPr>
             <w:tcW w:type="dxa" w:w="1728"/>
-            <w:vAlign w:val="center"/>
+            <w:vAlign w:val="centre"/>
             <w:tcMar>
               <w:top w:w="80" w:type="dxa"/>
               <w:start w:w="80" w:type="dxa"/>
@@ -2812,7 +2812,7 @@
         <w:tc>
           <w:tcPr>
             <w:tcW w:type="dxa" w:w="1728"/>
-            <w:vAlign w:val="center"/>
+            <w:vAlign w:val="centre"/>
             <w:tcMar>
               <w:top w:w="80" w:type="dxa"/>
               <w:start w:w="80" w:type="dxa"/>
@@ -2829,7 +2829,7 @@
         <w:tc>
           <w:tcPr>
             <w:tcW w:type="dxa" w:w="1728"/>
-            <w:vAlign w:val="center"/>
+            <w:vAlign w:val="centre"/>
             <w:tcMar>
               <w:top w:w="80" w:type="dxa"/>
               <w:start w:w="80" w:type="dxa"/>
@@ -2846,7 +2846,7 @@
         <w:tc>
           <w:tcPr>
             <w:tcW w:type="dxa" w:w="1728"/>
-            <w:vAlign w:val="center"/>
+            <w:vAlign w:val="centre"/>
             <w:tcMar>
               <w:top w:w="80" w:type="dxa"/>
               <w:start w:w="80" w:type="dxa"/>
@@ -2863,7 +2863,7 @@
         <w:tc>
           <w:tcPr>
             <w:tcW w:type="dxa" w:w="1728"/>
-            <w:vAlign w:val="center"/>
+            <w:vAlign w:val="centre"/>
             <w:tcMar>
               <w:top w:w="80" w:type="dxa"/>
               <w:start w:w="80" w:type="dxa"/>
@@ -2878,7 +2878,7 @@
         <w:tc>
           <w:tcPr>
             <w:tcW w:type="dxa" w:w="1728"/>
-            <w:vAlign w:val="center"/>
+            <w:vAlign w:val="centre"/>
             <w:tcMar>
               <w:top w:w="80" w:type="dxa"/>
               <w:start w:w="80" w:type="dxa"/>
@@ -2895,7 +2895,7 @@
         <w:tc>
           <w:tcPr>
             <w:tcW w:type="dxa" w:w="1728"/>
-            <w:vAlign w:val="center"/>
+            <w:vAlign w:val="centre"/>
             <w:tcMar>
               <w:top w:w="80" w:type="dxa"/>
               <w:start w:w="80" w:type="dxa"/>
@@ -2910,7 +2910,7 @@
         <w:tc>
           <w:tcPr>
             <w:tcW w:type="dxa" w:w="1728"/>
-            <w:vAlign w:val="center"/>
+            <w:vAlign w:val="centre"/>
             <w:tcMar>
               <w:top w:w="80" w:type="dxa"/>
               <w:start w:w="80" w:type="dxa"/>
@@ -2927,7 +2927,7 @@
         <w:tc>
           <w:tcPr>
             <w:tcW w:type="dxa" w:w="1728"/>
-            <w:vAlign w:val="center"/>
+            <w:vAlign w:val="centre"/>
             <w:tcMar>
               <w:top w:w="80" w:type="dxa"/>
               <w:start w:w="80" w:type="dxa"/>
@@ -2944,7 +2944,7 @@
         <w:tc>
           <w:tcPr>
             <w:tcW w:type="dxa" w:w="1728"/>
-            <w:vAlign w:val="center"/>
+            <w:vAlign w:val="centre"/>
             <w:tcMar>
               <w:top w:w="80" w:type="dxa"/>
               <w:start w:w="80" w:type="dxa"/>
@@ -2961,7 +2961,7 @@
         <w:tc>
           <w:tcPr>
             <w:tcW w:type="dxa" w:w="1728"/>
-            <w:vAlign w:val="center"/>
+            <w:vAlign w:val="centre"/>
             <w:tcMar>
               <w:top w:w="80" w:type="dxa"/>
               <w:start w:w="80" w:type="dxa"/>
@@ -2976,7 +2976,7 @@
         <w:tc>
           <w:tcPr>
             <w:tcW w:type="dxa" w:w="1728"/>
-            <w:vAlign w:val="center"/>
+            <w:vAlign w:val="centre"/>
             <w:tcMar>
               <w:top w:w="80" w:type="dxa"/>
               <w:start w:w="80" w:type="dxa"/>
@@ -2993,7 +2993,7 @@
         <w:tc>
           <w:tcPr>
             <w:tcW w:type="dxa" w:w="1728"/>
-            <w:vAlign w:val="center"/>
+            <w:vAlign w:val="centre"/>
             <w:tcMar>
               <w:top w:w="80" w:type="dxa"/>
               <w:start w:w="80" w:type="dxa"/>
@@ -3008,7 +3008,7 @@
         <w:tc>
           <w:tcPr>
             <w:tcW w:type="dxa" w:w="1728"/>
-            <w:vAlign w:val="center"/>
+            <w:vAlign w:val="centre"/>
             <w:tcMar>
               <w:top w:w="80" w:type="dxa"/>
               <w:start w:w="80" w:type="dxa"/>
@@ -3025,7 +3025,7 @@
         <w:tc>
           <w:tcPr>
             <w:tcW w:type="dxa" w:w="1728"/>
-            <w:vAlign w:val="center"/>
+            <w:vAlign w:val="centre"/>
             <w:tcMar>
               <w:top w:w="80" w:type="dxa"/>
               <w:start w:w="80" w:type="dxa"/>
@@ -3042,7 +3042,7 @@
         <w:tc>
           <w:tcPr>
             <w:tcW w:type="dxa" w:w="1728"/>
-            <w:vAlign w:val="center"/>
+            <w:vAlign w:val="centre"/>
             <w:tcMar>
               <w:top w:w="80" w:type="dxa"/>
               <w:start w:w="80" w:type="dxa"/>
@@ -3059,7 +3059,7 @@
         <w:tc>
           <w:tcPr>
             <w:tcW w:type="dxa" w:w="1728"/>
-            <w:vAlign w:val="center"/>
+            <w:vAlign w:val="centre"/>
             <w:tcMar>
               <w:top w:w="80" w:type="dxa"/>
               <w:start w:w="80" w:type="dxa"/>
@@ -3074,7 +3074,7 @@
         <w:tc>
           <w:tcPr>
             <w:tcW w:type="dxa" w:w="1728"/>
-            <w:vAlign w:val="center"/>
+            <w:vAlign w:val="centre"/>
             <w:tcMar>
               <w:top w:w="80" w:type="dxa"/>
               <w:start w:w="80" w:type="dxa"/>
@@ -3091,7 +3091,7 @@
         <w:tc>
           <w:tcPr>
             <w:tcW w:type="dxa" w:w="1728"/>
-            <w:vAlign w:val="center"/>
+            <w:vAlign w:val="centre"/>
             <w:tcMar>
               <w:top w:w="80" w:type="dxa"/>
               <w:start w:w="80" w:type="dxa"/>
@@ -3106,7 +3106,7 @@
         <w:tc>
           <w:tcPr>
             <w:tcW w:type="dxa" w:w="1728"/>
-            <w:vAlign w:val="center"/>
+            <w:vAlign w:val="centre"/>
             <w:tcMar>
               <w:top w:w="80" w:type="dxa"/>
               <w:start w:w="80" w:type="dxa"/>
@@ -3123,7 +3123,7 @@
         <w:tc>
           <w:tcPr>
             <w:tcW w:type="dxa" w:w="1728"/>
-            <w:vAlign w:val="center"/>
+            <w:vAlign w:val="centre"/>
             <w:tcMar>
               <w:top w:w="80" w:type="dxa"/>
               <w:start w:w="80" w:type="dxa"/>
@@ -3140,7 +3140,7 @@
         <w:tc>
           <w:tcPr>
             <w:tcW w:type="dxa" w:w="1728"/>
-            <w:vAlign w:val="center"/>
+            <w:vAlign w:val="centre"/>
             <w:tcMar>
               <w:top w:w="80" w:type="dxa"/>
               <w:start w:w="80" w:type="dxa"/>
@@ -3157,7 +3157,7 @@
         <w:tc>
           <w:tcPr>
             <w:tcW w:type="dxa" w:w="1728"/>
-            <w:vAlign w:val="center"/>
+            <w:vAlign w:val="centre"/>
             <w:tcMar>
               <w:top w:w="80" w:type="dxa"/>
               <w:start w:w="80" w:type="dxa"/>
@@ -3172,7 +3172,7 @@
         <w:tc>
           <w:tcPr>
             <w:tcW w:type="dxa" w:w="1728"/>
-            <w:vAlign w:val="center"/>
+            <w:vAlign w:val="centre"/>
             <w:tcMar>
               <w:top w:w="80" w:type="dxa"/>
               <w:start w:w="80" w:type="dxa"/>
@@ -3189,7 +3189,7 @@
         <w:tc>
           <w:tcPr>
             <w:tcW w:type="dxa" w:w="1728"/>
-            <w:vAlign w:val="center"/>
+            <w:vAlign w:val="centre"/>
             <w:tcMar>
               <w:top w:w="80" w:type="dxa"/>
               <w:start w:w="80" w:type="dxa"/>
@@ -3204,7 +3204,7 @@
         <w:tc>
           <w:tcPr>
             <w:tcW w:type="dxa" w:w="1728"/>
-            <w:vAlign w:val="center"/>
+            <w:vAlign w:val="centre"/>
             <w:tcMar>
               <w:top w:w="80" w:type="dxa"/>
               <w:start w:w="80" w:type="dxa"/>
@@ -3221,7 +3221,7 @@
         <w:tc>
           <w:tcPr>
             <w:tcW w:type="dxa" w:w="1728"/>
-            <w:vAlign w:val="center"/>
+            <w:vAlign w:val="centre"/>
             <w:tcMar>
               <w:top w:w="80" w:type="dxa"/>
               <w:start w:w="80" w:type="dxa"/>
@@ -3238,7 +3238,7 @@
         <w:tc>
           <w:tcPr>
             <w:tcW w:type="dxa" w:w="1728"/>
-            <w:vAlign w:val="center"/>
+            <w:vAlign w:val="centre"/>
             <w:tcMar>
               <w:top w:w="80" w:type="dxa"/>
               <w:start w:w="80" w:type="dxa"/>
@@ -3255,7 +3255,7 @@
         <w:tc>
           <w:tcPr>
             <w:tcW w:type="dxa" w:w="1728"/>
-            <w:vAlign w:val="center"/>
+            <w:vAlign w:val="centre"/>
             <w:tcMar>
               <w:top w:w="80" w:type="dxa"/>
               <w:start w:w="80" w:type="dxa"/>
@@ -3270,7 +3270,7 @@
         <w:tc>
           <w:tcPr>
             <w:tcW w:type="dxa" w:w="1728"/>
-            <w:vAlign w:val="center"/>
+            <w:vAlign w:val="centre"/>
             <w:tcMar>
               <w:top w:w="80" w:type="dxa"/>
               <w:start w:w="80" w:type="dxa"/>
@@ -3287,7 +3287,7 @@
         <w:tc>
           <w:tcPr>
             <w:tcW w:type="dxa" w:w="1728"/>
-            <w:vAlign w:val="center"/>
+            <w:vAlign w:val="centre"/>
             <w:tcMar>
               <w:top w:w="80" w:type="dxa"/>
               <w:start w:w="80" w:type="dxa"/>
@@ -3302,7 +3302,7 @@
         <w:tc>
           <w:tcPr>
             <w:tcW w:type="dxa" w:w="1728"/>
-            <w:vAlign w:val="center"/>
+            <w:vAlign w:val="centre"/>
             <w:tcMar>
               <w:top w:w="80" w:type="dxa"/>
               <w:start w:w="80" w:type="dxa"/>
@@ -3321,7 +3321,7 @@
       <w:tblPr>
         <w:tblStyle w:val="TableGrid"/>
         <w:tblW w:type="auto" w:w="0"/>
-        <w:jc w:val="center"/>
+        <w:jc w:val="centre"/>
         <w:tblLook w:firstColumn="1" w:firstRow="1" w:lastColumn="0" w:lastRow="0" w:noHBand="0" w:noVBand="1" w:val="04A0"/>
       </w:tblPr>
       <w:tblGrid>
@@ -3335,7 +3335,7 @@
         <w:tc>
           <w:tcPr>
             <w:tcW w:type="dxa" w:w="5184"/>
-            <w:vAlign w:val="center"/>
+            <w:vAlign w:val="centre"/>
             <w:tcMar>
               <w:top w:w="80" w:type="dxa"/>
               <w:start w:w="80" w:type="dxa"/>
@@ -3356,7 +3356,7 @@
         <w:tc>
           <w:tcPr>
             <w:tcW w:type="dxa" w:w="5184"/>
-            <w:vAlign w:val="center"/>
+            <w:vAlign w:val="centre"/>
             <w:tcMar>
               <w:top w:w="80" w:type="dxa"/>
               <w:start w:w="80" w:type="dxa"/>
@@ -3379,7 +3379,7 @@
         <w:tc>
           <w:tcPr>
             <w:tcW w:type="dxa" w:w="5184"/>
-            <w:vAlign w:val="center"/>
+            <w:vAlign w:val="centre"/>
             <w:tcMar>
               <w:top w:w="80" w:type="dxa"/>
               <w:start w:w="80" w:type="dxa"/>
@@ -3396,7 +3396,7 @@
         <w:tc>
           <w:tcPr>
             <w:tcW w:type="dxa" w:w="5184"/>
-            <w:vAlign w:val="center"/>
+            <w:vAlign w:val="centre"/>
             <w:tcMar>
               <w:top w:w="80" w:type="dxa"/>
               <w:start w:w="80" w:type="dxa"/>
@@ -3415,7 +3415,7 @@
         <w:tc>
           <w:tcPr>
             <w:tcW w:type="dxa" w:w="5184"/>
-            <w:vAlign w:val="center"/>
+            <w:vAlign w:val="centre"/>
             <w:tcMar>
               <w:top w:w="80" w:type="dxa"/>
               <w:start w:w="80" w:type="dxa"/>
@@ -3432,7 +3432,7 @@
         <w:tc>
           <w:tcPr>
             <w:tcW w:type="dxa" w:w="5184"/>
-            <w:vAlign w:val="center"/>
+            <w:vAlign w:val="centre"/>
             <w:tcMar>
               <w:top w:w="80" w:type="dxa"/>
               <w:start w:w="80" w:type="dxa"/>
@@ -3451,7 +3451,7 @@
         <w:tc>
           <w:tcPr>
             <w:tcW w:type="dxa" w:w="5184"/>
-            <w:vAlign w:val="center"/>
+            <w:vAlign w:val="centre"/>
             <w:tcMar>
               <w:top w:w="80" w:type="dxa"/>
               <w:start w:w="80" w:type="dxa"/>
@@ -3468,7 +3468,7 @@
         <w:tc>
           <w:tcPr>
             <w:tcW w:type="dxa" w:w="5184"/>
-            <w:vAlign w:val="center"/>
+            <w:vAlign w:val="centre"/>
             <w:tcMar>
               <w:top w:w="80" w:type="dxa"/>
               <w:start w:w="80" w:type="dxa"/>
@@ -3487,7 +3487,7 @@
         <w:tc>
           <w:tcPr>
             <w:tcW w:type="dxa" w:w="5184"/>
-            <w:vAlign w:val="center"/>
+            <w:vAlign w:val="centre"/>
             <w:tcMar>
               <w:top w:w="80" w:type="dxa"/>
               <w:start w:w="80" w:type="dxa"/>
@@ -3504,7 +3504,7 @@
         <w:tc>
           <w:tcPr>
             <w:tcW w:type="dxa" w:w="5184"/>
-            <w:vAlign w:val="center"/>
+            <w:vAlign w:val="centre"/>
             <w:tcMar>
               <w:top w:w="80" w:type="dxa"/>
               <w:start w:w="80" w:type="dxa"/>
@@ -3523,7 +3523,7 @@
         <w:tc>
           <w:tcPr>
             <w:tcW w:type="dxa" w:w="5184"/>
-            <w:vAlign w:val="center"/>
+            <w:vAlign w:val="centre"/>
             <w:tcMar>
               <w:top w:w="80" w:type="dxa"/>
               <w:start w:w="80" w:type="dxa"/>
@@ -3540,7 +3540,7 @@
         <w:tc>
           <w:tcPr>
             <w:tcW w:type="dxa" w:w="5184"/>
-            <w:vAlign w:val="center"/>
+            <w:vAlign w:val="centre"/>
             <w:tcMar>
               <w:top w:w="80" w:type="dxa"/>
               <w:start w:w="80" w:type="dxa"/>
@@ -3559,7 +3559,7 @@
         <w:tc>
           <w:tcPr>
             <w:tcW w:type="dxa" w:w="5184"/>
-            <w:vAlign w:val="center"/>
+            <w:vAlign w:val="centre"/>
             <w:tcMar>
               <w:top w:w="80" w:type="dxa"/>
               <w:start w:w="80" w:type="dxa"/>
@@ -3576,7 +3576,7 @@
         <w:tc>
           <w:tcPr>
             <w:tcW w:type="dxa" w:w="5184"/>
-            <w:vAlign w:val="center"/>
+            <w:vAlign w:val="centre"/>
             <w:tcMar>
               <w:top w:w="80" w:type="dxa"/>
               <w:start w:w="80" w:type="dxa"/>
@@ -3682,28 +3682,14 @@
   <w:p>
     <w:pPr>
       <w:pStyle w:val="Footer"/>
-      <w:jc w:val="center"/>
+      <w:jc w:val="centre"/>
     </w:pPr>
     <w:r>
       <w:rPr>
-        <w:color w:val="646464"/>
-        <w:sz w:val="14"/>
-      </w:rPr>
-      <w:t>Copyright © 2026 Author(s) of Artificial Intelligence and Healthcare Economics | V1.0 | CC BY-NC 4.0 content notice</w:t>
-    </w:r>
-    <w:r>
-      <w:rPr>
-        <w:color w:val="646464"/>
-        <w:sz w:val="14"/>
-      </w:rPr>
-      <w:t>Copyright © 2026 Author(s) of Artificial Intelligence and Healthcare Economics | V1.0 | CC BY-NC 4.0 content notice</w:t>
-    </w:r>
-    <w:r>
-      <w:rPr>
-        <w:color w:val="646464"/>
-        <w:sz w:val="14"/>
-      </w:rPr>
-      <w:t>Copyright © 2026 Author(s) of Artificial Intelligence and Healthcare Economics | V1.0 | CC BY-NC 4.0 content notice</w:t>
+        <w:color w:val="5F5A5B"/>
+        <w:sz w:val="15"/>
+      </w:rPr>
+      <w:t>Muthana Zouri · Carmen Marinela Cumpăt · Grigore T. Popa University of Medicine and Pharmacy Publishing House · 2026</w:t>
     </w:r>
   </w:p>
 </w:ftr>
@@ -3734,7 +3720,25 @@
   <w:p>
     <w:pPr>
       <w:pStyle w:val="Header"/>
+      <w:jc w:val="centre"/>
     </w:pPr>
+    <w:r/>
+    <w:r>
+      <w:rPr>
+        <w:rFonts w:ascii="Georgia" w:hAnsi="Georgia"/>
+        <w:b/>
+        <w:color w:val="7B1734"/>
+        <w:sz w:val="17"/>
+      </w:rPr>
+      <w:t>Artificial Intelligence and Healthcare Economics</w:t>
+    </w:r>
+    <w:r>
+      <w:rPr>
+        <w:color w:val="5F5A5B"/>
+        <w:sz w:val="16"/>
+      </w:rPr>
+      <w:t xml:space="preserve"> · Digital Resource Companion · V1.0</w:t>
+    </w:r>
   </w:p>
 </w:hdr>
 </file>
@@ -4136,7 +4140,7 @@
     <w:rsid w:val="00E618BF"/>
     <w:pPr>
       <w:tabs>
-        <w:tab w:val="center" w:pos="4680"/>
+        <w:tab w:val="centre" w:pos="4680"/>
         <w:tab w:val="right" w:pos="9360"/>
       </w:tabs>
       <w:spacing w:after="0" w:line="240" w:lineRule="auto"/>
@@ -4158,7 +4162,7 @@
     <w:rsid w:val="00E618BF"/>
     <w:pPr>
       <w:tabs>
-        <w:tab w:val="center" w:pos="4680"/>
+        <w:tab w:val="centre" w:pos="4680"/>
         <w:tab w:val="right" w:pos="9360"/>
       </w:tabs>
       <w:spacing w:after="0" w:line="240" w:lineRule="auto"/>
